--- a/docs/answers/as-introtoprobability.docx
+++ b/docs/answers/as-introtoprobability.docx
@@ -52,7 +52,7 @@
         </w:rPr>
         <w:t xml:space="preserve"> </w:t>
       </w:r>
-      <w:hyperlink r:id="rId20">
+      <w:hyperlink r:id="rId9">
         <w:r>
           <w:rPr>
             <w:rStyle w:val="Hyperlink"/>
@@ -75,7 +75,7 @@
         <w:t xml:space="preserve">Please attempt the questions before reading these answers!</w:t>
       </w:r>
     </w:p>
-    <w:bookmarkStart w:id="33" w:name="q1"/>
+    <w:bookmarkStart w:id="22" w:name="q1"/>
     <w:p>
       <w:pPr>
         <w:pStyle w:val="Heading2"/>
@@ -113,18 +113,18 @@
           <wp:inline>
             <wp:extent cx="1828800" cy="1605551"/>
             <wp:effectExtent b="0" l="0" r="0" t="0"/>
-            <wp:docPr descr="Answer to Q1.1(a)" title="" id="22" name="Picture"/>
+            <wp:docPr descr="Answer to Q1.1(a)" title="" id="11" name="Picture"/>
             <a:graphic>
               <a:graphicData uri="http://schemas.openxmlformats.org/drawingml/2006/picture">
                 <pic:pic>
                   <pic:nvPicPr>
-                    <pic:cNvPr descr="./FiguresPNG/qs-introtoprobability-1-1-5.png" id="23" name="Picture"/>
+                    <pic:cNvPr descr="./FiguresPNG/qs-introtoprobability-1-1-5.png" id="12" name="Picture"/>
                     <pic:cNvPicPr>
                       <a:picLocks noChangeArrowheads="1" noChangeAspect="1"/>
                     </pic:cNvPicPr>
                   </pic:nvPicPr>
                   <pic:blipFill>
-                    <a:blip r:embed="rId21"/>
+                    <a:blip r:embed="rId10"/>
                     <a:stretch>
                       <a:fillRect/>
                     </a:stretch>
@@ -168,18 +168,18 @@
           <wp:inline>
             <wp:extent cx="3400711" cy="2938924"/>
             <wp:effectExtent b="0" l="0" r="0" t="0"/>
-            <wp:docPr descr="Answer to Q1.1(b)" title="" id="25" name="Picture"/>
+            <wp:docPr descr="Answer to Q1.1(b)" title="" id="14" name="Picture"/>
             <a:graphic>
               <a:graphicData uri="http://schemas.openxmlformats.org/drawingml/2006/picture">
                 <pic:pic>
                   <pic:nvPicPr>
-                    <pic:cNvPr descr="./FiguresPNG/qs-introtoprobability-1-2-6.png" id="26" name="Picture"/>
+                    <pic:cNvPr descr="./FiguresPNG/qs-introtoprobability-1-2-6.png" id="15" name="Picture"/>
                     <pic:cNvPicPr>
                       <a:picLocks noChangeArrowheads="1" noChangeAspect="1"/>
                     </pic:cNvPicPr>
                   </pic:nvPicPr>
                   <pic:blipFill>
-                    <a:blip r:embed="rId24"/>
+                    <a:blip r:embed="rId13"/>
                     <a:stretch>
                       <a:fillRect/>
                     </a:stretch>
@@ -223,18 +223,18 @@
           <wp:inline>
             <wp:extent cx="3238627" cy="2972564"/>
             <wp:effectExtent b="0" l="0" r="0" t="0"/>
-            <wp:docPr descr="Answer to Q1.1(c)" title="" id="28" name="Picture"/>
+            <wp:docPr descr="Answer to Q1.1(c)" title="" id="17" name="Picture"/>
             <a:graphic>
               <a:graphicData uri="http://schemas.openxmlformats.org/drawingml/2006/picture">
                 <pic:pic>
                   <pic:nvPicPr>
-                    <pic:cNvPr descr="./FiguresPNG/qs-introtoprobability-1-3-7.png" id="29" name="Picture"/>
+                    <pic:cNvPr descr="./FiguresPNG/qs-introtoprobability-1-3-7.png" id="18" name="Picture"/>
                     <pic:cNvPicPr>
                       <a:picLocks noChangeArrowheads="1" noChangeAspect="1"/>
                     </pic:cNvPicPr>
                   </pic:nvPicPr>
                   <pic:blipFill>
-                    <a:blip r:embed="rId27"/>
+                    <a:blip r:embed="rId16"/>
                     <a:stretch>
                       <a:fillRect/>
                     </a:stretch>
@@ -290,18 +290,18 @@
           <wp:inline>
             <wp:extent cx="4312053" cy="2926691"/>
             <wp:effectExtent b="0" l="0" r="0" t="0"/>
-            <wp:docPr descr="Answer to Q1.2" title="" id="31" name="Picture"/>
+            <wp:docPr descr="Answer to Q1.2" title="" id="20" name="Picture"/>
             <a:graphic>
               <a:graphicData uri="http://schemas.openxmlformats.org/drawingml/2006/picture">
                 <pic:pic>
                   <pic:nvPicPr>
-                    <pic:cNvPr descr="./FiguresPNG/qs-introtoprobability-1-4-8.png" id="32" name="Picture"/>
+                    <pic:cNvPr descr="./FiguresPNG/qs-introtoprobability-1-4-8.png" id="21" name="Picture"/>
                     <pic:cNvPicPr>
                       <a:picLocks noChangeArrowheads="1" noChangeAspect="1"/>
                     </pic:cNvPicPr>
                   </pic:nvPicPr>
                   <pic:blipFill>
-                    <a:blip r:embed="rId30"/>
+                    <a:blip r:embed="rId19"/>
                     <a:stretch>
                       <a:fillRect/>
                     </a:stretch>
@@ -388,8 +388,8 @@
         </w:pict>
       </w:r>
     </w:p>
-    <w:bookmarkEnd w:id="33"/>
-    <w:bookmarkStart w:id="34" w:name="q2"/>
+    <w:bookmarkEnd w:id="22"/>
+    <w:bookmarkStart w:id="23" w:name="q2"/>
     <w:p>
       <w:pPr>
         <w:pStyle w:val="Heading2"/>
@@ -428,29 +428,31 @@
       <m:oMath>
         <m:r>
           <m:rPr>
-            <m:sty m:val="p"/>
             <m:scr m:val="double-struck"/>
+            <m:sty m:val="p"/>
           </m:rPr>
           <m:t>P</m:t>
         </m:r>
-        <m:d>
-          <m:dPr>
-            <m:begChr m:val="("/>
-            <m:sepChr m:val=""/>
-            <m:endChr m:val=")"/>
-            <m:grow/>
-          </m:dPr>
-          <m:e>
-            <m:r>
-              <m:rPr>
-                <m:nor/>
-                <m:sty m:val="p"/>
-                <m:scr m:val="sans-serif"/>
-              </m:rPr>
-              <m:t>gummy bear</m:t>
-            </m:r>
-          </m:e>
-        </m:d>
+        <m:r>
+          <m:rPr>
+            <m:sty m:val="p"/>
+          </m:rPr>
+          <m:t>(</m:t>
+        </m:r>
+        <m:r>
+          <m:rPr>
+            <m:nor/>
+            <m:scr m:val="sans-serif"/>
+            <m:sty m:val="p"/>
+          </m:rPr>
+          <m:t>gummy bear</m:t>
+        </m:r>
+        <m:r>
+          <m:rPr>
+            <m:sty m:val="p"/>
+          </m:rPr>
+          <m:t>)</m:t>
+        </m:r>
         <m:r>
           <m:rPr>
             <m:sty m:val="p"/>
@@ -482,68 +484,78 @@
       <m:oMath>
         <m:r>
           <m:rPr>
-            <m:sty m:val="p"/>
             <m:scr m:val="double-struck"/>
+            <m:sty m:val="p"/>
           </m:rPr>
           <m:t>P</m:t>
         </m:r>
-        <m:d>
-          <m:dPr>
-            <m:begChr m:val="("/>
-            <m:sepChr m:val=""/>
-            <m:endChr m:val=")"/>
-            <m:grow/>
-          </m:dPr>
+        <m:r>
+          <m:rPr>
+            <m:sty m:val="p"/>
+          </m:rPr>
+          <m:t>(</m:t>
+        </m:r>
+        <m:r>
+          <m:rPr>
+            <m:nor/>
+            <m:scr m:val="sans-serif"/>
+            <m:sty m:val="p"/>
+          </m:rPr>
+          <m:t>gummy bear</m:t>
+        </m:r>
+        <m:r>
+          <m:rPr>
+            <m:sty m:val="p"/>
+          </m:rPr>
+          <m:t>)</m:t>
+        </m:r>
+      </m:oMath>
+      <w:r>
+        <w:t xml:space="preserve">, so</w:t>
+      </w:r>
+      <w:r>
+        <w:t xml:space="preserve"> </w:t>
+      </w:r>
+      <m:oMath>
+        <m:r>
+          <m:rPr>
+            <m:scr m:val="double-struck"/>
+            <m:sty m:val="p"/>
+          </m:rPr>
+          <m:t>P</m:t>
+        </m:r>
+        <m:r>
+          <m:rPr>
+            <m:sty m:val="p"/>
+          </m:rPr>
+          <m:t>(</m:t>
+        </m:r>
+        <m:sSup>
           <m:e>
             <m:r>
               <m:rPr>
                 <m:nor/>
+                <m:scr m:val="sans-serif"/>
                 <m:sty m:val="p"/>
-                <m:scr m:val="sans-serif"/>
               </m:rPr>
               <m:t>gummy bear</m:t>
             </m:r>
           </m:e>
-        </m:d>
-      </m:oMath>
-      <w:r>
-        <w:t xml:space="preserve">, so</w:t>
-      </w:r>
-      <w:r>
-        <w:t xml:space="preserve"> </w:t>
-      </w:r>
-      <m:oMath>
-        <m:r>
-          <m:rPr>
-            <m:sty m:val="p"/>
-            <m:scr m:val="double-struck"/>
-          </m:rPr>
-          <m:t>P</m:t>
-        </m:r>
-        <m:d>
-          <m:dPr>
-            <m:begChr m:val="("/>
-            <m:sepChr m:val=""/>
-            <m:endChr m:val=")"/>
-            <m:grow/>
-          </m:dPr>
-          <m:e>
-            <m:r>
-              <m:rPr>
-                <m:nor/>
-                <m:sty m:val="p"/>
-                <m:scr m:val="sans-serif"/>
-              </m:rPr>
-              <m:t>gummy bear</m:t>
-            </m:r>
+          <m:sup>
             <m:r>
               <m:rPr>
                 <m:sty m:val="p"/>
               </m:rPr>
               <m:t>′</m:t>
             </m:r>
-          </m:e>
-        </m:d>
+          </m:sup>
+        </m:sSup>
+        <m:r>
+          <m:rPr>
+            <m:sty m:val="p"/>
+          </m:rPr>
+          <m:t>)</m:t>
+        </m:r>
         <m:r>
           <m:rPr>
             <m:sty m:val="p"/>
@@ -662,85 +674,91 @@
       <m:oMath>
         <m:r>
           <m:rPr>
-            <m:sty m:val="p"/>
             <m:scr m:val="double-struck"/>
+            <m:sty m:val="p"/>
           </m:rPr>
           <m:t>P</m:t>
         </m:r>
-        <m:d>
-          <m:dPr>
-            <m:begChr m:val="("/>
-            <m:sepChr m:val=""/>
-            <m:endChr m:val=")"/>
-            <m:grow/>
-          </m:dPr>
-          <m:e>
+        <m:r>
+          <m:rPr>
+            <m:sty m:val="p"/>
+          </m:rPr>
+          <m:t>(</m:t>
+        </m:r>
+        <m:r>
+          <m:rPr>
+            <m:nor/>
+            <m:scr m:val="sans-serif"/>
+            <m:sty m:val="p"/>
+          </m:rPr>
+          <m:t>gummy ring and gummy ring</m:t>
+        </m:r>
+        <m:r>
+          <m:rPr>
+            <m:sty m:val="p"/>
+          </m:rPr>
+          <m:t>)</m:t>
+        </m:r>
+        <m:r>
+          <m:rPr>
+            <m:sty m:val="p"/>
+          </m:rPr>
+          <m:t>=</m:t>
+        </m:r>
+        <m:r>
+          <m:rPr>
+            <m:sty m:val="p"/>
+          </m:rPr>
+          <m:t>(</m:t>
+        </m:r>
+        <m:f>
+          <m:fPr>
+            <m:type m:val="bar"/>
+          </m:fPr>
+          <m:num>
             <m:r>
-              <m:rPr>
-                <m:nor/>
-                <m:sty m:val="p"/>
-                <m:scr m:val="sans-serif"/>
-              </m:rPr>
-              <m:t>gummy ring and gummy ring</m:t>
+              <m:t>2</m:t>
             </m:r>
-          </m:e>
-        </m:d>
-        <m:r>
-          <m:rPr>
-            <m:sty m:val="p"/>
-          </m:rPr>
-          <m:t>=</m:t>
-        </m:r>
-        <m:d>
-          <m:dPr>
-            <m:begChr m:val="("/>
-            <m:sepChr m:val=""/>
-            <m:endChr m:val=")"/>
-            <m:grow/>
-          </m:dPr>
-          <m:e>
-            <m:f>
-              <m:fPr>
-                <m:type m:val="bar"/>
-              </m:fPr>
-              <m:num>
-                <m:r>
-                  <m:t>2</m:t>
-                </m:r>
-              </m:num>
-              <m:den>
-                <m:r>
-                  <m:t>12</m:t>
-                </m:r>
-              </m:den>
-            </m:f>
-          </m:e>
-        </m:d>
-        <m:d>
-          <m:dPr>
-            <m:begChr m:val="("/>
-            <m:sepChr m:val=""/>
-            <m:endChr m:val=")"/>
-            <m:grow/>
-          </m:dPr>
-          <m:e>
-            <m:f>
-              <m:fPr>
-                <m:type m:val="bar"/>
-              </m:fPr>
-              <m:num>
-                <m:r>
-                  <m:t>2</m:t>
-                </m:r>
-              </m:num>
-              <m:den>
-                <m:r>
-                  <m:t>12</m:t>
-                </m:r>
-              </m:den>
-            </m:f>
-          </m:e>
-        </m:d>
+          </m:num>
+          <m:den>
+            <m:r>
+              <m:t>12</m:t>
+            </m:r>
+          </m:den>
+        </m:f>
+        <m:r>
+          <m:rPr>
+            <m:sty m:val="p"/>
+          </m:rPr>
+          <m:t>)</m:t>
+        </m:r>
+        <m:r>
+          <m:rPr>
+            <m:sty m:val="p"/>
+          </m:rPr>
+          <m:t>(</m:t>
+        </m:r>
+        <m:f>
+          <m:fPr>
+            <m:type m:val="bar"/>
+          </m:fPr>
+          <m:num>
+            <m:r>
+              <m:t>2</m:t>
+            </m:r>
+          </m:num>
+          <m:den>
+            <m:r>
+              <m:t>12</m:t>
+            </m:r>
+          </m:den>
+        </m:f>
+        <m:r>
+          <m:rPr>
+            <m:sty m:val="p"/>
+          </m:rPr>
+          <m:t>)</m:t>
+        </m:r>
         <m:r>
           <m:rPr>
             <m:sty m:val="p"/>
@@ -850,85 +868,91 @@
       <m:oMath>
         <m:r>
           <m:rPr>
-            <m:sty m:val="p"/>
             <m:scr m:val="double-struck"/>
+            <m:sty m:val="p"/>
           </m:rPr>
           <m:t>P</m:t>
         </m:r>
-        <m:d>
-          <m:dPr>
-            <m:begChr m:val="("/>
-            <m:sepChr m:val=""/>
-            <m:endChr m:val=")"/>
-            <m:grow/>
-          </m:dPr>
-          <m:e>
+        <m:r>
+          <m:rPr>
+            <m:sty m:val="p"/>
+          </m:rPr>
+          <m:t>(</m:t>
+        </m:r>
+        <m:r>
+          <m:rPr>
+            <m:nor/>
+            <m:scr m:val="sans-serif"/>
+            <m:sty m:val="p"/>
+          </m:rPr>
+          <m:t>gummy bear then gummy worm</m:t>
+        </m:r>
+        <m:r>
+          <m:rPr>
+            <m:sty m:val="p"/>
+          </m:rPr>
+          <m:t>)</m:t>
+        </m:r>
+        <m:r>
+          <m:rPr>
+            <m:sty m:val="p"/>
+          </m:rPr>
+          <m:t>=</m:t>
+        </m:r>
+        <m:r>
+          <m:rPr>
+            <m:sty m:val="p"/>
+          </m:rPr>
+          <m:t>(</m:t>
+        </m:r>
+        <m:f>
+          <m:fPr>
+            <m:type m:val="bar"/>
+          </m:fPr>
+          <m:num>
             <m:r>
-              <m:rPr>
-                <m:nor/>
-                <m:sty m:val="p"/>
-                <m:scr m:val="sans-serif"/>
-              </m:rPr>
-              <m:t>gummy bear then gummy worm</m:t>
+              <m:t>7</m:t>
             </m:r>
-          </m:e>
-        </m:d>
-        <m:r>
-          <m:rPr>
-            <m:sty m:val="p"/>
-          </m:rPr>
-          <m:t>=</m:t>
-        </m:r>
-        <m:d>
-          <m:dPr>
-            <m:begChr m:val="("/>
-            <m:sepChr m:val=""/>
-            <m:endChr m:val=")"/>
-            <m:grow/>
-          </m:dPr>
-          <m:e>
-            <m:f>
-              <m:fPr>
-                <m:type m:val="bar"/>
-              </m:fPr>
-              <m:num>
-                <m:r>
-                  <m:t>7</m:t>
-                </m:r>
-              </m:num>
-              <m:den>
-                <m:r>
-                  <m:t>12</m:t>
-                </m:r>
-              </m:den>
-            </m:f>
-          </m:e>
-        </m:d>
-        <m:d>
-          <m:dPr>
-            <m:begChr m:val="("/>
-            <m:sepChr m:val=""/>
-            <m:endChr m:val=")"/>
-            <m:grow/>
-          </m:dPr>
-          <m:e>
-            <m:f>
-              <m:fPr>
-                <m:type m:val="bar"/>
-              </m:fPr>
-              <m:num>
-                <m:r>
-                  <m:t>3</m:t>
-                </m:r>
-              </m:num>
-              <m:den>
-                <m:r>
-                  <m:t>11</m:t>
-                </m:r>
-              </m:den>
-            </m:f>
-          </m:e>
-        </m:d>
+          </m:num>
+          <m:den>
+            <m:r>
+              <m:t>12</m:t>
+            </m:r>
+          </m:den>
+        </m:f>
+        <m:r>
+          <m:rPr>
+            <m:sty m:val="p"/>
+          </m:rPr>
+          <m:t>)</m:t>
+        </m:r>
+        <m:r>
+          <m:rPr>
+            <m:sty m:val="p"/>
+          </m:rPr>
+          <m:t>(</m:t>
+        </m:r>
+        <m:f>
+          <m:fPr>
+            <m:type m:val="bar"/>
+          </m:fPr>
+          <m:num>
+            <m:r>
+              <m:t>3</m:t>
+            </m:r>
+          </m:num>
+          <m:den>
+            <m:r>
+              <m:t>11</m:t>
+            </m:r>
+          </m:den>
+        </m:f>
+        <m:r>
+          <m:rPr>
+            <m:sty m:val="p"/>
+          </m:rPr>
+          <m:t>)</m:t>
+        </m:r>
         <m:r>
           <m:rPr>
             <m:sty m:val="p"/>
@@ -1045,85 +1069,91 @@
       <m:oMath>
         <m:r>
           <m:rPr>
-            <m:sty m:val="p"/>
             <m:scr m:val="double-struck"/>
+            <m:sty m:val="p"/>
           </m:rPr>
           <m:t>P</m:t>
         </m:r>
-        <m:d>
-          <m:dPr>
-            <m:begChr m:val="("/>
-            <m:sepChr m:val=""/>
-            <m:endChr m:val=")"/>
-            <m:grow/>
-          </m:dPr>
-          <m:e>
+        <m:r>
+          <m:rPr>
+            <m:sty m:val="p"/>
+          </m:rPr>
+          <m:t>(</m:t>
+        </m:r>
+        <m:r>
+          <m:rPr>
+            <m:nor/>
+            <m:scr m:val="sans-serif"/>
+            <m:sty m:val="p"/>
+          </m:rPr>
+          <m:t>soda and strawberry</m:t>
+        </m:r>
+        <m:r>
+          <m:rPr>
+            <m:sty m:val="p"/>
+          </m:rPr>
+          <m:t>)</m:t>
+        </m:r>
+        <m:r>
+          <m:rPr>
+            <m:sty m:val="p"/>
+          </m:rPr>
+          <m:t>=</m:t>
+        </m:r>
+        <m:r>
+          <m:rPr>
+            <m:sty m:val="p"/>
+          </m:rPr>
+          <m:t>(</m:t>
+        </m:r>
+        <m:f>
+          <m:fPr>
+            <m:type m:val="bar"/>
+          </m:fPr>
+          <m:num>
             <m:r>
-              <m:rPr>
-                <m:nor/>
-                <m:sty m:val="p"/>
-                <m:scr m:val="sans-serif"/>
-              </m:rPr>
-              <m:t>soda and strawberry</m:t>
+              <m:t>10</m:t>
             </m:r>
-          </m:e>
-        </m:d>
-        <m:r>
-          <m:rPr>
-            <m:sty m:val="p"/>
-          </m:rPr>
-          <m:t>=</m:t>
-        </m:r>
-        <m:d>
-          <m:dPr>
-            <m:begChr m:val="("/>
-            <m:sepChr m:val=""/>
-            <m:endChr m:val=")"/>
-            <m:grow/>
-          </m:dPr>
-          <m:e>
-            <m:f>
-              <m:fPr>
-                <m:type m:val="bar"/>
-              </m:fPr>
-              <m:num>
-                <m:r>
-                  <m:t>10</m:t>
-                </m:r>
-              </m:num>
-              <m:den>
-                <m:r>
-                  <m:t>30</m:t>
-                </m:r>
-              </m:den>
-            </m:f>
-          </m:e>
-        </m:d>
-        <m:d>
-          <m:dPr>
-            <m:begChr m:val="("/>
-            <m:sepChr m:val=""/>
-            <m:endChr m:val=")"/>
-            <m:grow/>
-          </m:dPr>
-          <m:e>
-            <m:f>
-              <m:fPr>
-                <m:type m:val="bar"/>
-              </m:fPr>
-              <m:num>
-                <m:r>
-                  <m:t>20</m:t>
-                </m:r>
-              </m:num>
-              <m:den>
-                <m:r>
-                  <m:t>38</m:t>
-                </m:r>
-              </m:den>
-            </m:f>
-          </m:e>
-        </m:d>
+          </m:num>
+          <m:den>
+            <m:r>
+              <m:t>30</m:t>
+            </m:r>
+          </m:den>
+        </m:f>
+        <m:r>
+          <m:rPr>
+            <m:sty m:val="p"/>
+          </m:rPr>
+          <m:t>)</m:t>
+        </m:r>
+        <m:r>
+          <m:rPr>
+            <m:sty m:val="p"/>
+          </m:rPr>
+          <m:t>(</m:t>
+        </m:r>
+        <m:f>
+          <m:fPr>
+            <m:type m:val="bar"/>
+          </m:fPr>
+          <m:num>
+            <m:r>
+              <m:t>20</m:t>
+            </m:r>
+          </m:num>
+          <m:den>
+            <m:r>
+              <m:t>38</m:t>
+            </m:r>
+          </m:den>
+        </m:f>
+        <m:r>
+          <m:rPr>
+            <m:sty m:val="p"/>
+          </m:rPr>
+          <m:t>)</m:t>
+        </m:r>
         <m:r>
           <m:rPr>
             <m:sty m:val="p"/>
@@ -1178,8 +1208,8 @@
         </w:pict>
       </w:r>
     </w:p>
-    <w:bookmarkEnd w:id="34"/>
-    <w:bookmarkStart w:id="35" w:name="q3"/>
+    <w:bookmarkEnd w:id="23"/>
+    <w:bookmarkStart w:id="24" w:name="q3"/>
     <w:p>
       <w:pPr>
         <w:pStyle w:val="Heading2"/>
@@ -1229,29 +1259,31 @@
       <m:oMath>
         <m:r>
           <m:rPr>
-            <m:sty m:val="p"/>
             <m:scr m:val="double-struck"/>
+            <m:sty m:val="p"/>
           </m:rPr>
           <m:t>P</m:t>
         </m:r>
-        <m:d>
-          <m:dPr>
-            <m:begChr m:val="("/>
-            <m:sepChr m:val=""/>
-            <m:endChr m:val=")"/>
-            <m:grow/>
-          </m:dPr>
-          <m:e>
-            <m:r>
-              <m:rPr>
-                <m:nor/>
-                <m:sty m:val="p"/>
-                <m:scr m:val="sans-serif"/>
-              </m:rPr>
-              <m:t>white</m:t>
-            </m:r>
-          </m:e>
-        </m:d>
+        <m:r>
+          <m:rPr>
+            <m:sty m:val="p"/>
+          </m:rPr>
+          <m:t>(</m:t>
+        </m:r>
+        <m:r>
+          <m:rPr>
+            <m:nor/>
+            <m:scr m:val="sans-serif"/>
+            <m:sty m:val="p"/>
+          </m:rPr>
+          <m:t>white</m:t>
+        </m:r>
+        <m:r>
+          <m:rPr>
+            <m:sty m:val="p"/>
+          </m:rPr>
+          <m:t>)</m:t>
+        </m:r>
         <m:r>
           <m:rPr>
             <m:sty m:val="p"/>
@@ -1283,35 +1315,43 @@
       <m:oMath>
         <m:r>
           <m:rPr>
-            <m:sty m:val="p"/>
             <m:scr m:val="double-struck"/>
+            <m:sty m:val="p"/>
           </m:rPr>
           <m:t>P</m:t>
         </m:r>
-        <m:d>
-          <m:dPr>
-            <m:begChr m:val="("/>
-            <m:sepChr m:val=""/>
-            <m:endChr m:val=")"/>
-            <m:grow/>
-          </m:dPr>
+        <m:r>
+          <m:rPr>
+            <m:sty m:val="p"/>
+          </m:rPr>
+          <m:t>(</m:t>
+        </m:r>
+        <m:sSup>
           <m:e>
             <m:r>
               <m:rPr>
                 <m:nor/>
+                <m:scr m:val="sans-serif"/>
                 <m:sty m:val="p"/>
-                <m:scr m:val="sans-serif"/>
               </m:rPr>
               <m:t>white</m:t>
             </m:r>
+          </m:e>
+          <m:sup>
             <m:r>
               <m:rPr>
                 <m:sty m:val="p"/>
               </m:rPr>
               <m:t>′</m:t>
             </m:r>
-          </m:e>
-        </m:d>
+          </m:sup>
+        </m:sSup>
+        <m:r>
+          <m:rPr>
+            <m:sty m:val="p"/>
+          </m:rPr>
+          <m:t>)</m:t>
+        </m:r>
         <m:r>
           <m:rPr>
             <m:sty m:val="p"/>
@@ -1391,29 +1431,31 @@
       <m:oMath>
         <m:r>
           <m:rPr>
-            <m:sty m:val="p"/>
             <m:scr m:val="double-struck"/>
+            <m:sty m:val="p"/>
           </m:rPr>
           <m:t>P</m:t>
         </m:r>
-        <m:d>
-          <m:dPr>
-            <m:begChr m:val="("/>
-            <m:sepChr m:val=""/>
-            <m:endChr m:val=")"/>
-            <m:grow/>
-          </m:dPr>
-          <m:e>
-            <m:r>
-              <m:rPr>
-                <m:nor/>
-                <m:sty m:val="p"/>
-                <m:scr m:val="sans-serif"/>
-              </m:rPr>
-              <m:t>red</m:t>
-            </m:r>
-          </m:e>
-        </m:d>
+        <m:r>
+          <m:rPr>
+            <m:sty m:val="p"/>
+          </m:rPr>
+          <m:t>(</m:t>
+        </m:r>
+        <m:r>
+          <m:rPr>
+            <m:nor/>
+            <m:scr m:val="sans-serif"/>
+            <m:sty m:val="p"/>
+          </m:rPr>
+          <m:t>red</m:t>
+        </m:r>
+        <m:r>
+          <m:rPr>
+            <m:sty m:val="p"/>
+          </m:rPr>
+          <m:t>)</m:t>
+        </m:r>
         <m:r>
           <m:rPr>
             <m:sty m:val="p"/>
@@ -1465,8 +1507,8 @@
         </w:pict>
       </w:r>
     </w:p>
-    <w:bookmarkEnd w:id="35"/>
-    <w:bookmarkStart w:id="36" w:name="q4"/>
+    <w:bookmarkEnd w:id="24"/>
+    <w:bookmarkStart w:id="25" w:name="q4"/>
     <w:p>
       <w:pPr>
         <w:pStyle w:val="Heading2"/>
@@ -1778,29 +1820,31 @@
       <m:oMath>
         <m:r>
           <m:rPr>
-            <m:sty m:val="p"/>
             <m:scr m:val="double-struck"/>
+            <m:sty m:val="p"/>
           </m:rPr>
           <m:t>P</m:t>
         </m:r>
-        <m:d>
-          <m:dPr>
-            <m:begChr m:val="("/>
-            <m:sepChr m:val=""/>
-            <m:endChr m:val=")"/>
-            <m:grow/>
-          </m:dPr>
-          <m:e>
-            <m:r>
-              <m:rPr>
-                <m:nor/>
-                <m:sty m:val="p"/>
-                <m:scr m:val="sans-serif"/>
-              </m:rPr>
-              <m:t>success</m:t>
-            </m:r>
-          </m:e>
-        </m:d>
+        <m:r>
+          <m:rPr>
+            <m:sty m:val="p"/>
+          </m:rPr>
+          <m:t>(</m:t>
+        </m:r>
+        <m:r>
+          <m:rPr>
+            <m:nor/>
+            <m:scr m:val="sans-serif"/>
+            <m:sty m:val="p"/>
+          </m:rPr>
+          <m:t>success</m:t>
+        </m:r>
+        <m:r>
+          <m:rPr>
+            <m:sty m:val="p"/>
+          </m:rPr>
+          <m:t>)</m:t>
+        </m:r>
         <m:r>
           <m:rPr>
             <m:sty m:val="p"/>
@@ -1934,140 +1978,150 @@
           </m:rPr>
           <m:t>{</m:t>
         </m:r>
-        <m:d>
-          <m:dPr>
-            <m:begChr m:val="("/>
-            <m:sepChr m:val=""/>
-            <m:endChr m:val=")"/>
-            <m:grow/>
-          </m:dPr>
-          <m:e>
-            <m:r>
-              <m:t>1</m:t>
-            </m:r>
-            <m:r>
-              <m:rPr>
-                <m:sty m:val="p"/>
-              </m:rPr>
-              <m:t>+</m:t>
-            </m:r>
-            <m:r>
-              <m:t>3</m:t>
-            </m:r>
-          </m:e>
-        </m:d>
+        <m:r>
+          <m:rPr>
+            <m:sty m:val="p"/>
+          </m:rPr>
+          <m:t>(</m:t>
+        </m:r>
+        <m:r>
+          <m:t>1</m:t>
+        </m:r>
+        <m:r>
+          <m:rPr>
+            <m:sty m:val="p"/>
+          </m:rPr>
+          <m:t>+</m:t>
+        </m:r>
+        <m:r>
+          <m:t>3</m:t>
+        </m:r>
+        <m:r>
+          <m:rPr>
+            <m:sty m:val="p"/>
+          </m:rPr>
+          <m:t>)</m:t>
+        </m:r>
         <m:r>
           <m:rPr>
             <m:sty m:val="p"/>
           </m:rPr>
           <m:t>,</m:t>
         </m:r>
-        <m:d>
-          <m:dPr>
-            <m:begChr m:val="("/>
-            <m:sepChr m:val=""/>
-            <m:endChr m:val=")"/>
-            <m:grow/>
-          </m:dPr>
-          <m:e>
-            <m:r>
-              <m:t>2</m:t>
-            </m:r>
-            <m:r>
-              <m:rPr>
-                <m:sty m:val="p"/>
-              </m:rPr>
-              <m:t>+</m:t>
-            </m:r>
-            <m:r>
-              <m:t>3</m:t>
-            </m:r>
-          </m:e>
-        </m:d>
+        <m:r>
+          <m:rPr>
+            <m:sty m:val="p"/>
+          </m:rPr>
+          <m:t>(</m:t>
+        </m:r>
+        <m:r>
+          <m:t>2</m:t>
+        </m:r>
+        <m:r>
+          <m:rPr>
+            <m:sty m:val="p"/>
+          </m:rPr>
+          <m:t>+</m:t>
+        </m:r>
+        <m:r>
+          <m:t>3</m:t>
+        </m:r>
+        <m:r>
+          <m:rPr>
+            <m:sty m:val="p"/>
+          </m:rPr>
+          <m:t>)</m:t>
+        </m:r>
         <m:r>
           <m:rPr>
             <m:sty m:val="p"/>
           </m:rPr>
           <m:t>,</m:t>
         </m:r>
-        <m:d>
-          <m:dPr>
-            <m:begChr m:val="("/>
-            <m:sepChr m:val=""/>
-            <m:endChr m:val=")"/>
-            <m:grow/>
-          </m:dPr>
-          <m:e>
-            <m:r>
-              <m:t>3</m:t>
-            </m:r>
-            <m:r>
-              <m:rPr>
-                <m:sty m:val="p"/>
-              </m:rPr>
-              <m:t>+</m:t>
-            </m:r>
-            <m:r>
-              <m:t>3</m:t>
-            </m:r>
-          </m:e>
-        </m:d>
+        <m:r>
+          <m:rPr>
+            <m:sty m:val="p"/>
+          </m:rPr>
+          <m:t>(</m:t>
+        </m:r>
+        <m:r>
+          <m:t>3</m:t>
+        </m:r>
+        <m:r>
+          <m:rPr>
+            <m:sty m:val="p"/>
+          </m:rPr>
+          <m:t>+</m:t>
+        </m:r>
+        <m:r>
+          <m:t>3</m:t>
+        </m:r>
+        <m:r>
+          <m:rPr>
+            <m:sty m:val="p"/>
+          </m:rPr>
+          <m:t>)</m:t>
+        </m:r>
         <m:r>
           <m:rPr>
             <m:sty m:val="p"/>
           </m:rPr>
           <m:t>,</m:t>
         </m:r>
-        <m:d>
-          <m:dPr>
-            <m:begChr m:val="("/>
-            <m:sepChr m:val=""/>
-            <m:endChr m:val=")"/>
-            <m:grow/>
-          </m:dPr>
-          <m:e>
-            <m:r>
-              <m:t>4</m:t>
-            </m:r>
-            <m:r>
-              <m:rPr>
-                <m:sty m:val="p"/>
-              </m:rPr>
-              <m:t>+</m:t>
-            </m:r>
-            <m:r>
-              <m:t>3</m:t>
-            </m:r>
-          </m:e>
-        </m:d>
+        <m:r>
+          <m:rPr>
+            <m:sty m:val="p"/>
+          </m:rPr>
+          <m:t>(</m:t>
+        </m:r>
+        <m:r>
+          <m:t>4</m:t>
+        </m:r>
+        <m:r>
+          <m:rPr>
+            <m:sty m:val="p"/>
+          </m:rPr>
+          <m:t>+</m:t>
+        </m:r>
+        <m:r>
+          <m:t>3</m:t>
+        </m:r>
+        <m:r>
+          <m:rPr>
+            <m:sty m:val="p"/>
+          </m:rPr>
+          <m:t>)</m:t>
+        </m:r>
         <m:r>
           <m:rPr>
             <m:sty m:val="p"/>
           </m:rPr>
           <m:t>,</m:t>
         </m:r>
-        <m:d>
-          <m:dPr>
-            <m:begChr m:val="("/>
-            <m:sepChr m:val=""/>
-            <m:endChr m:val=")"/>
-            <m:grow/>
-          </m:dPr>
-          <m:e>
-            <m:r>
-              <m:t>5</m:t>
-            </m:r>
-            <m:r>
-              <m:rPr>
-                <m:sty m:val="p"/>
-              </m:rPr>
-              <m:t>+</m:t>
-            </m:r>
-            <m:r>
-              <m:t>3</m:t>
-            </m:r>
-          </m:e>
-        </m:d>
+        <m:r>
+          <m:rPr>
+            <m:sty m:val="p"/>
+          </m:rPr>
+          <m:t>(</m:t>
+        </m:r>
+        <m:r>
+          <m:t>5</m:t>
+        </m:r>
+        <m:r>
+          <m:rPr>
+            <m:sty m:val="p"/>
+          </m:rPr>
+          <m:t>+</m:t>
+        </m:r>
+        <m:r>
+          <m:t>3</m:t>
+        </m:r>
+        <m:r>
+          <m:rPr>
+            <m:sty m:val="p"/>
+          </m:rPr>
+          <m:t>)</m:t>
+        </m:r>
         <m:r>
           <m:rPr>
             <m:sty m:val="p"/>
@@ -2191,33 +2245,35 @@
       <m:oMath>
         <m:r>
           <m:rPr>
-            <m:sty m:val="p"/>
             <m:scr m:val="double-struck"/>
+            <m:sty m:val="p"/>
           </m:rPr>
           <m:t>P</m:t>
         </m:r>
-        <m:d>
-          <m:dPr>
-            <m:begChr m:val="("/>
-            <m:sepChr m:val=""/>
-            <m:endChr m:val=")"/>
-            <m:grow/>
-          </m:dPr>
-          <m:e>
-            <m:r>
-              <m:t>x</m:t>
-            </m:r>
-            <m:r>
-              <m:rPr>
-                <m:sty m:val="p"/>
-              </m:rPr>
-              <m:t>≥</m:t>
-            </m:r>
-            <m:r>
-              <m:t>5</m:t>
-            </m:r>
-          </m:e>
-        </m:d>
+        <m:r>
+          <m:rPr>
+            <m:sty m:val="p"/>
+          </m:rPr>
+          <m:t>(</m:t>
+        </m:r>
+        <m:r>
+          <m:t>x</m:t>
+        </m:r>
+        <m:r>
+          <m:rPr>
+            <m:sty m:val="p"/>
+          </m:rPr>
+          <m:t>≥</m:t>
+        </m:r>
+        <m:r>
+          <m:t>5</m:t>
+        </m:r>
+        <m:r>
+          <m:rPr>
+            <m:sty m:val="p"/>
+          </m:rPr>
+          <m:t>)</m:t>
+        </m:r>
         <m:r>
           <m:rPr>
             <m:sty m:val="p"/>
@@ -2930,29 +2986,31 @@
       <m:oMath>
         <m:r>
           <m:rPr>
-            <m:sty m:val="p"/>
             <m:scr m:val="double-struck"/>
+            <m:sty m:val="p"/>
           </m:rPr>
           <m:t>P</m:t>
         </m:r>
-        <m:d>
-          <m:dPr>
-            <m:begChr m:val="("/>
-            <m:sepChr m:val=""/>
-            <m:endChr m:val=")"/>
-            <m:grow/>
-          </m:dPr>
-          <m:e>
-            <m:r>
-              <m:rPr>
-                <m:nor/>
-                <m:sty m:val="p"/>
-                <m:scr m:val="sans-serif"/>
-              </m:rPr>
-              <m:t>failure</m:t>
-            </m:r>
-          </m:e>
-        </m:d>
+        <m:r>
+          <m:rPr>
+            <m:sty m:val="p"/>
+          </m:rPr>
+          <m:t>(</m:t>
+        </m:r>
+        <m:r>
+          <m:rPr>
+            <m:nor/>
+            <m:scr m:val="sans-serif"/>
+            <m:sty m:val="p"/>
+          </m:rPr>
+          <m:t>failure</m:t>
+        </m:r>
+        <m:r>
+          <m:rPr>
+            <m:sty m:val="p"/>
+          </m:rPr>
+          <m:t>)</m:t>
+        </m:r>
         <m:r>
           <m:rPr>
             <m:sty m:val="p"/>
@@ -4886,33 +4944,35 @@
       <m:oMath>
         <m:r>
           <m:rPr>
-            <m:sty m:val="p"/>
             <m:scr m:val="double-struck"/>
+            <m:sty m:val="p"/>
           </m:rPr>
           <m:t>P</m:t>
         </m:r>
-        <m:d>
-          <m:dPr>
-            <m:begChr m:val="("/>
-            <m:sepChr m:val=""/>
-            <m:endChr m:val=")"/>
-            <m:grow/>
-          </m:dPr>
-          <m:e>
-            <m:r>
-              <m:t>x</m:t>
-            </m:r>
-            <m:r>
-              <m:rPr>
-                <m:sty m:val="p"/>
-              </m:rPr>
-              <m:t>&gt;</m:t>
-            </m:r>
-            <m:r>
-              <m:t>9</m:t>
-            </m:r>
-          </m:e>
-        </m:d>
+        <m:r>
+          <m:rPr>
+            <m:sty m:val="p"/>
+          </m:rPr>
+          <m:t>(</m:t>
+        </m:r>
+        <m:r>
+          <m:t>x</m:t>
+        </m:r>
+        <m:r>
+          <m:rPr>
+            <m:sty m:val="p"/>
+          </m:rPr>
+          <m:t>&gt;</m:t>
+        </m:r>
+        <m:r>
+          <m:t>9</m:t>
+        </m:r>
+        <m:r>
+          <m:rPr>
+            <m:sty m:val="p"/>
+          </m:rPr>
+          <m:t>)</m:t>
+        </m:r>
         <m:r>
           <m:rPr>
             <m:sty m:val="p"/>
@@ -4991,8 +5051,8 @@
         </w:pict>
       </w:r>
     </w:p>
-    <w:bookmarkEnd w:id="36"/>
-    <w:bookmarkStart w:id="38" w:name="version-history-and-licensing"/>
+    <w:bookmarkEnd w:id="25"/>
+    <w:bookmarkStart w:id="27" w:name="version-history-and-licensing"/>
     <w:p>
       <w:pPr>
         <w:pStyle w:val="Heading2"/>
@@ -5013,7 +5073,7 @@
       <w:pPr>
         <w:pStyle w:val="BodyText"/>
       </w:pPr>
-      <w:hyperlink r:id="rId37">
+      <w:hyperlink r:id="rId26">
         <w:r>
           <w:rPr>
             <w:rStyle w:val="Hyperlink"/>
@@ -5022,7 +5082,7 @@
         </w:r>
       </w:hyperlink>
     </w:p>
-    <w:bookmarkEnd w:id="38"/>
+    <w:bookmarkEnd w:id="27"/>
     <w:sectPr>
       <w:pgSz w:h="15840" w:w="12240"/>
       <w:pgMar w:bottom="1440" w:footer="720" w:gutter="0" w:header="720" w:left="1440" w:right="1440" w:top="1440"/>
